--- a/refdocs/sample/ Castillo-Park Household - House Operations.docx
+++ b/refdocs/sample/ Castillo-Park Household - House Operations.docx
@@ -19,7 +19,7 @@
     </w:p>
     <w:p>
       <w:pPr>
-        <w:pStyle w:val="Heading3"/>
+        <w:pStyle w:val="Heading2"/>
         <w:rPr/>
       </w:pPr>
       <w:bookmarkStart w:colFirst="0" w:colLast="0" w:name="_xkbvkckr6ajf" w:id="1"/>
@@ -123,7 +123,7 @@
     </w:p>
     <w:p>
       <w:pPr>
-        <w:pStyle w:val="Heading3"/>
+        <w:pStyle w:val="Heading2"/>
         <w:rPr/>
       </w:pPr>
       <w:bookmarkStart w:colFirst="0" w:colLast="0" w:name="_vey9qdj3ndpb" w:id="2"/>
@@ -275,7 +275,7 @@
     </w:p>
     <w:p>
       <w:pPr>
-        <w:pStyle w:val="Heading3"/>
+        <w:pStyle w:val="Heading2"/>
         <w:rPr/>
       </w:pPr>
       <w:bookmarkStart w:colFirst="0" w:colLast="0" w:name="_od4xbx38xiwk" w:id="3"/>
@@ -457,7 +457,7 @@
     </w:p>
     <w:p>
       <w:pPr>
-        <w:pStyle w:val="Heading3"/>
+        <w:pStyle w:val="Heading2"/>
         <w:rPr/>
       </w:pPr>
       <w:bookmarkStart w:colFirst="0" w:colLast="0" w:name="_rm4ei795r1my" w:id="4"/>
@@ -779,7 +779,7 @@
     </w:p>
     <w:p>
       <w:pPr>
-        <w:pStyle w:val="Heading3"/>
+        <w:pStyle w:val="Heading2"/>
         <w:rPr/>
       </w:pPr>
       <w:bookmarkStart w:colFirst="0" w:colLast="0" w:name="_mdtfm2vnvj9s" w:id="5"/>
@@ -1042,7 +1042,7 @@
     </w:p>
     <w:p>
       <w:pPr>
-        <w:pStyle w:val="Heading3"/>
+        <w:pStyle w:val="Heading2"/>
         <w:rPr/>
       </w:pPr>
       <w:bookmarkStart w:colFirst="0" w:colLast="0" w:name="_t2vta8ami4v2" w:id="6"/>
@@ -1348,7 +1348,7 @@
     </w:p>
     <w:p>
       <w:pPr>
-        <w:pStyle w:val="Heading3"/>
+        <w:pStyle w:val="Heading2"/>
         <w:rPr/>
       </w:pPr>
       <w:bookmarkStart w:colFirst="0" w:colLast="0" w:name="_qgoddzlep56w" w:id="7"/>
@@ -1513,7 +1513,7 @@
     </w:p>
     <w:p>
       <w:pPr>
-        <w:pStyle w:val="Heading3"/>
+        <w:pStyle w:val="Heading2"/>
         <w:rPr/>
       </w:pPr>
       <w:bookmarkStart w:colFirst="0" w:colLast="0" w:name="_8e6e9nv9qc3f" w:id="8"/>
@@ -1609,7 +1609,7 @@
     </w:p>
     <w:p>
       <w:pPr>
-        <w:pStyle w:val="Heading3"/>
+        <w:pStyle w:val="Heading2"/>
         <w:rPr/>
       </w:pPr>
       <w:bookmarkStart w:colFirst="0" w:colLast="0" w:name="_rqlmm9fxq4cq" w:id="9"/>
